--- a/docs/EOLO_CROP_MASTER_PLAN_v2.2_2026-06-04.docx
+++ b/docs/EOLO_CROP_MASTER_PLAN_v2.2_2026-06-04.docx
@@ -17104,23 +17104,23 @@
     <w:p/>
     <w:p>
       <w:r>
-        <w:t>El Master Plan v2.1 sec 7.1 decía '30-45 DTE en régimen long-gamma'. Esa guidance estaba desalineada con la filosofía operativa real de CROP. Confirmado por Juan 2026-06-04 live session: CROP es theta harvest INTRADAY puro.</w:t>
+        <w:t>El Master Plan v2.1 sec 7.1 decía '30-45 DTE en long-gamma'. Esa guidance estaba desalineada con la filosofía operativa real de CROP confirmada por Juan 2026-06-04 live session.</w:t>
       </w:r>
     </w:p>
     <w:p/>
     <w:p>
       <w:r>
-        <w:t>Reglas duras de la pivot:</w:t>
-      </w:r>
-    </w:p>
-    <w:p>
-      <w:r>
-        <w:t>• DTE estricto 0-4 (no overnight)</w:t>
-      </w:r>
-    </w:p>
-    <w:p>
-      <w:r>
-        <w:t>• Entry window 9:30-15:30 ET (full session menos last 30min reservados exits/monitor)</w:t>
+        <w:t>FILOSOFÍA INTRADAY THETA (TR-Juan-072 AXIOMA):</w:t>
+      </w:r>
+    </w:p>
+    <w:p>
+      <w:r>
+        <w:t>• DTE estricto 0-4 (no overnight, 0DTE primary)</w:t>
+      </w:r>
+    </w:p>
+    <w:p>
+      <w:r>
+        <w:t>• Entry window 9:30 ET → 15:30 ET (full session menos last 30min)</w:t>
       </w:r>
     </w:p>
     <w:p>
@@ -17130,19 +17130,122 @@
     </w:p>
     <w:p>
       <w:r>
-        <w:t>• Strategy #2: close 50-60% capture cuando theta + price action erosionan premium</w:t>
+        <w:t>• Strategy #2: close 50-60% capture cuando theta + price erosionan</w:t>
+      </w:r>
+    </w:p>
+    <w:p>
+      <w:r>
+        <w:t>• Profit target: 50-60% del premium (TR-Juan-023, TR-Juan-035)</w:t>
       </w:r>
     </w:p>
     <w:p/>
     <w:p>
       <w:r>
-        <w:t>Esta pivot agrega TR-Juan-072 (AXIOMA INTRADAY_THETA_AXIOM) que overrides el decision matrix anterior. Schema dte_target restringido a 0-4. Entry window ampliada a full session. KB bumped v1.3 → v1.4. TR-Juan-003 promoted to AXIOMA.</w:t>
+        <w:t>CUSHION CALIBRATION (TR-Juan-001 relajada + TR-Juan-073):</w:t>
+      </w:r>
+    </w:p>
+    <w:p>
+      <w:r>
+        <w:t>La regla original TR-Juan-001 '1% cushion mínimo' era ~8x más conservadora que la práctica real. Nueva calibración tiered per DTE:</w:t>
+      </w:r>
+    </w:p>
+    <w:p>
+      <w:r>
+        <w:t>• 0DTE absoluto: SPX $10, SPY $1, QQQ $0.50, IWM $0.30</w:t>
+      </w:r>
+    </w:p>
+    <w:p>
+      <w:r>
+        <w:t>• DTE 1-4: ≥0.30% del spot</w:t>
+      </w:r>
+    </w:p>
+    <w:p>
+      <w:r>
+        <w:t>• VIX EXPANDING o evento próximo: doblar el cushion</w:t>
+      </w:r>
+    </w:p>
+    <w:p>
+      <w:r>
+        <w:t>• Call side: mínimo $10 arriba del MVC en SPX (~0.13%), proportional otros tickers</w:t>
+      </w:r>
+    </w:p>
+    <w:p>
+      <w:r>
+        <w:t>• Put side: alinear con gamma_zero_strike ± 1 strike (TR-Juan-074 guidance)</w:t>
       </w:r>
     </w:p>
     <w:p/>
     <w:p>
       <w:r>
-        <w:t>Cambios técnicos asociados:</w:t>
+        <w:t>REGLAS NUEVAS V1.4 (TR-Juan-072..076):</w:t>
+      </w:r>
+    </w:p>
+    <w:p>
+      <w:r>
+        <w:t>• TR-Juan-072 AXIOMA — INTRADAY_THETA_AXIOM (filosofía core CROP)</w:t>
+      </w:r>
+    </w:p>
+    <w:p>
+      <w:r>
+        <w:t>• TR-Juan-073 PROTOCOLO — CALL_SIDE_CUSHION_ABSOLUTE ($10+ arriba MVC SPX)</w:t>
+      </w:r>
+    </w:p>
+    <w:p>
+      <w:r>
+        <w:t>• TR-Juan-074 TACTICAL_PLUS — PUT_SIDE_GAMMA_ZERO_ALIGN (guidance, no regla dura)</w:t>
+      </w:r>
+    </w:p>
+    <w:p>
+      <w:r>
+        <w:t>• TR-Juan-075 TACTICAL_PLUS — IV_RANGE_GATE_OPERATIVE (IV [14%,17%] + ARV divergencia)</w:t>
+      </w:r>
+    </w:p>
+    <w:p>
+      <w:r>
+        <w:t>• TR-Juan-076 TACTICAL — END_OF_MONTH_CONTEXT (reducir tamaño último día mes)</w:t>
+      </w:r>
+    </w:p>
+    <w:p/>
+    <w:p>
+      <w:r>
+        <w:t>REGLAS ACTUALIZADAS:</w:t>
+      </w:r>
+    </w:p>
+    <w:p>
+      <w:r>
+        <w:t>• TR-Juan-001: promoted TACTICAL → AXIOMA. Cushion tiered per DTE (vs 1% rigid).</w:t>
+      </w:r>
+    </w:p>
+    <w:p>
+      <w:r>
+        <w:t>• TR-Juan-003: promoted TACTICAL → AXIOMA. DTE 0-4 estricto.</w:t>
+      </w:r>
+    </w:p>
+    <w:p>
+      <w:r>
+        <w:t>• TR-Juan-008: moved TACTICAL → PROTOCOLO. Entry 9:30-15:30 ET.</w:t>
+      </w:r>
+    </w:p>
+    <w:p>
+      <w:r>
+        <w:t>• TR-Juan-040: condition/action update. Sin sub-ventana, full session.</w:t>
+      </w:r>
+    </w:p>
+    <w:p/>
+    <w:p>
+      <w:r>
+        <w:t>CASE HISTÓRICO CARGADO (GOLD):</w:t>
+      </w:r>
+    </w:p>
+    <w:p>
+      <w:r>
+        <w:t>2026-05-29_SPX_real_007 — Viernes EOM SPX Iron Condor intraday 0DTE. Setup: IV apertura 16%, ARV ~5% estable inicial, MVC fuerte 7600 calls, gamma_zero 7550-7555, month-end rebalancing. Outcome: WIN, cerrado temprano casi sin prima, captura ~80%+ del premium. Pattern replicable validado.</w:t>
+      </w:r>
+    </w:p>
+    <w:p/>
+    <w:p>
+      <w:r>
+        <w:t>CAMBIOS TÉCNICOS ASOCIADOS:</w:t>
       </w:r>
     </w:p>
     <w:p>
@@ -17152,7 +17255,7 @@
     </w:p>
     <w:p>
       <w:r>
-        <w:t>• prompt_builder.py: DECISION MATRIX 7.1 reescrita con tabla 0-4 DTE × régimen</w:t>
+        <w:t>• prompt_builder.py: DECISION MATRIX 7.x con cushion calibration + IV gate + EOM context</w:t>
       </w:r>
     </w:p>
     <w:p>
@@ -17162,7 +17265,13 @@
     </w:p>
     <w:p>
       <w:r>
-        <w:t>• KB v1.4: TR-Juan-003/008/040 actualizadas, TR-Juan-072 AXIOMA agregada</w:t>
+        <w:t>• KB v1.4: 76 reglas (era 71), 4 AXIOMA (era 1), 1 GOLD case (era 0)</w:t>
+      </w:r>
+    </w:p>
+    <w:p/>
+    <w:p>
+      <w:r>
+        <w:t>CROP ahora opera SPY (próximamente SPX). LIVE mode flip sigue gated por humano.</w:t>
       </w:r>
     </w:p>
     <w:sectPr>
